--- a/docs/out/软件杯-5-性能测试报告.docx
+++ b/docs/out/软件杯-5-性能测试报告.docx
@@ -2,13 +2,13 @@
 <file path=word/document.xml><?xml version="1.0" encoding="utf-8"?>
 <w:document xmlns:w="http://schemas.openxmlformats.org/wordprocessingml/2006/main" xmlns:m="http://schemas.openxmlformats.org/officeDocument/2006/math" xmlns:r="http://schemas.openxmlformats.org/officeDocument/2006/relationships" xmlns:o="urn:schemas-microsoft-com:office:office" xmlns:v="urn:schemas-microsoft-com:vml" xmlns:w10="urn:schemas-microsoft-com:office:word" xmlns:a="http://schemas.openxmlformats.org/drawingml/2006/main" xmlns:pic="http://schemas.openxmlformats.org/drawingml/2006/picture" xmlns:wp="http://schemas.openxmlformats.org/drawingml/2006/wordprocessingDrawing">
   <w:body>
-    <w:bookmarkStart w:id="28" w:name="软件性能核心指标测试报告"/>
+    <w:bookmarkStart w:id="28" w:name="软件性能测试报告"/>
     <w:p>
       <w:pPr>
         <w:pStyle w:val="Heading1"/>
       </w:pPr>
       <w:r>
-        <w:t xml:space="preserve">软件性能（核心指标）测试报告</w:t>
+        <w:t xml:space="preserve">软件性能测试报告</w:t>
       </w:r>
     </w:p>
     <w:p>
@@ -49,7 +49,7 @@
         <w:t xml:space="preserve">文档版本</w:t>
       </w:r>
       <w:r>
-        <w:t xml:space="preserve">：v1.0</w:t>
+        <w:t xml:space="preserve">：v1.1</w:t>
       </w:r>
     </w:p>
     <w:p>
@@ -82,7 +82,7 @@
         <w:pStyle w:val="FirstParagraph"/>
       </w:pPr>
       <w:r>
-        <w:t xml:space="preserve">量化系统核心性能指标，重点回答两个问题：① 安全护栏是否会拖慢运维（护栏开销）；② 一次自然语言对话的端到端延迟由什么主导。</w:t>
+        <w:t xml:space="preserve">本次性能测试旨在量化系统的核心性能指标，重点回答两个问题：其一，安全护栏是否会拖慢运维，即护栏本身引入的开销有多大；其二，一次自然语言对话的端到端延迟主要由什么因素主导。</w:t>
       </w:r>
     </w:p>
     <w:bookmarkEnd w:id="20"/>
@@ -100,22 +100,7 @@
         <w:pStyle w:val="FirstParagraph"/>
       </w:pPr>
       <w:r>
-        <w:t xml:space="preserve">性能数据由</w:t>
-      </w:r>
-      <w:r>
-        <w:t xml:space="preserve"> </w:t>
-      </w:r>
-      <w:r>
-        <w:rPr>
-          <w:rStyle w:val="VerbatimChar"/>
-        </w:rPr>
-        <w:t xml:space="preserve">python scripts/bench.py</w:t>
-      </w:r>
-      <w:r>
-        <w:t xml:space="preserve"> </w:t>
-      </w:r>
-      <w:r>
-        <w:t xml:space="preserve">自动生成（不手改），对护栏裁决、注入扫描、意图分类、根因推理做单次延迟采样与批量吞吐测量；端到端延迟用 mock LLM 隔离本地开销，再叠加真实 DeepSeek 往返区间估算。</w:t>
+        <w:t xml:space="preserve">性能数据由项目内置的基准测试脚本自动采集生成，未经人工修改。测试分别对护栏裁决、注入扫描、意图分类与根因推理进行单次延迟采样与批量吞吐测量；在度量端到端延迟时，先以确定性桩隔离出本地开销，再叠加真实 DeepSeek 的网络往返区间进行估算，从而把本地处理开销与模型往返开销区分开来。</w:t>
       </w:r>
     </w:p>
     <w:bookmarkEnd w:id="21"/>
@@ -126,194 +111,39 @@
       </w:pPr>
       <w:r>
         <w:t xml:space="preserve">1.3 测试环境</w:t>
+      </w:r>
+    </w:p>
+    <w:p>
+      <w:pPr>
+        <w:pStyle w:val="FirstParagraph"/>
+      </w:pPr>
+      <w:r>
+        <w:t xml:space="preserve">测试在 Python 3.11.15 环境下、x86_64 架构的 Linux 平台上进行，测试机具有 32 个 CPU 核心与约 16.6 GB 内存，采样时间为 2026 年 6 月 10 日。</w:t>
+      </w:r>
+    </w:p>
+    <w:bookmarkEnd w:id="22"/>
+    <w:bookmarkEnd w:id="23"/>
+    <w:bookmarkStart w:id="24" w:name="护栏与推理延迟"/>
+    <w:p>
+      <w:pPr>
+        <w:pStyle w:val="Heading2"/>
+      </w:pPr>
+      <w:r>
+        <w:t xml:space="preserve">2 护栏与推理延迟</w:t>
+      </w:r>
+    </w:p>
+    <w:p>
+      <w:pPr>
+        <w:pStyle w:val="FirstParagraph"/>
+      </w:pPr>
+      <w:r>
+        <w:t xml:space="preserve">针对护栏与推理的各个环节进行单次调用的延迟采样，每项采样 300 次，结果如表 5.1 所示。护栏的命令裁决均值约为 229 微秒，注入扫描与意图分类均在数十微秒量级，跨信号关联的根因推理均值约为 61 微秒。可见护栏裁决处于数十至数百微秒的亚毫秒量级，相对于一次完整的运维操作可以忽略，这为「安全护栏不拖慢运维」提供了量化支撑。</w:t>
       </w:r>
     </w:p>
     <w:tbl>
       <w:tblPr>
         <w:tblStyle w:val="Table"/>
-        <w:tblW w:type="auto" w:w="0"/>
-        <w:tblLook w:firstRow="1" w:lastRow="0" w:firstColumn="0" w:lastColumn="0" w:noHBand="0" w:noVBand="0" w:val="0020"/>
-        <w:jc w:val="start"/>
-      </w:tblPr>
-      <w:tblGrid>
-        <w:gridCol w:w="3960"/>
-        <w:gridCol w:w="3960"/>
-      </w:tblGrid>
-      <w:tr>
-        <w:trPr>
-          <w:tblHeader w:val="true"/>
-        </w:trPr>
-        <w:tc>
-          <w:tcPr/>
-          <w:p>
-            <w:pPr>
-              <w:pStyle w:val="Compact"/>
-              <w:jc w:val="left"/>
-            </w:pPr>
-            <w:r>
-              <w:t xml:space="preserve">项</w:t>
-            </w:r>
-          </w:p>
-        </w:tc>
-        <w:tc>
-          <w:tcPr/>
-          <w:p>
-            <w:pPr>
-              <w:pStyle w:val="Compact"/>
-              <w:jc w:val="left"/>
-            </w:pPr>
-            <w:r>
-              <w:t xml:space="preserve">配置</w:t>
-            </w:r>
-          </w:p>
-        </w:tc>
-      </w:tr>
-      <w:tr>
-        <w:tc>
-          <w:tcPr/>
-          <w:p>
-            <w:pPr>
-              <w:pStyle w:val="Compact"/>
-              <w:jc w:val="left"/>
-            </w:pPr>
-            <w:r>
-              <w:t xml:space="preserve">Python</w:t>
-            </w:r>
-          </w:p>
-        </w:tc>
-        <w:tc>
-          <w:tcPr/>
-          <w:p>
-            <w:pPr>
-              <w:pStyle w:val="Compact"/>
-              <w:jc w:val="left"/>
-            </w:pPr>
-            <w:r>
-              <w:t xml:space="preserve">3.11.15</w:t>
-            </w:r>
-          </w:p>
-        </w:tc>
-      </w:tr>
-      <w:tr>
-        <w:tc>
-          <w:tcPr/>
-          <w:p>
-            <w:pPr>
-              <w:pStyle w:val="Compact"/>
-              <w:jc w:val="left"/>
-            </w:pPr>
-            <w:r>
-              <w:t xml:space="preserve">平台</w:t>
-            </w:r>
-          </w:p>
-        </w:tc>
-        <w:tc>
-          <w:tcPr/>
-          <w:p>
-            <w:pPr>
-              <w:pStyle w:val="Compact"/>
-              <w:jc w:val="left"/>
-            </w:pPr>
-            <w:r>
-              <w:t xml:space="preserve">Linux x86_64</w:t>
-            </w:r>
-          </w:p>
-        </w:tc>
-      </w:tr>
-      <w:tr>
-        <w:tc>
-          <w:tcPr/>
-          <w:p>
-            <w:pPr>
-              <w:pStyle w:val="Compact"/>
-              <w:jc w:val="left"/>
-            </w:pPr>
-            <w:r>
-              <w:t xml:space="preserve">CPU 核数</w:t>
-            </w:r>
-          </w:p>
-        </w:tc>
-        <w:tc>
-          <w:tcPr/>
-          <w:p>
-            <w:pPr>
-              <w:pStyle w:val="Compact"/>
-              <w:jc w:val="left"/>
-            </w:pPr>
-            <w:r>
-              <w:t xml:space="preserve">32</w:t>
-            </w:r>
-          </w:p>
-        </w:tc>
-      </w:tr>
-      <w:tr>
-        <w:tc>
-          <w:tcPr/>
-          <w:p>
-            <w:pPr>
-              <w:pStyle w:val="Compact"/>
-              <w:jc w:val="left"/>
-            </w:pPr>
-            <w:r>
-              <w:t xml:space="preserve">内存</w:t>
-            </w:r>
-          </w:p>
-        </w:tc>
-        <w:tc>
-          <w:tcPr/>
-          <w:p>
-            <w:pPr>
-              <w:pStyle w:val="Compact"/>
-              <w:jc w:val="left"/>
-            </w:pPr>
-            <w:r>
-              <w:t xml:space="preserve">16.6 GB</w:t>
-            </w:r>
-          </w:p>
-        </w:tc>
-      </w:tr>
-      <w:tr>
-        <w:tc>
-          <w:tcPr/>
-          <w:p>
-            <w:pPr>
-              <w:pStyle w:val="Compact"/>
-              <w:jc w:val="left"/>
-            </w:pPr>
-            <w:r>
-              <w:t xml:space="preserve">采样时间</w:t>
-            </w:r>
-          </w:p>
-        </w:tc>
-        <w:tc>
-          <w:tcPr/>
-          <w:p>
-            <w:pPr>
-              <w:pStyle w:val="Compact"/>
-              <w:jc w:val="left"/>
-            </w:pPr>
-            <w:r>
-              <w:t xml:space="preserve">2026-06-10</w:t>
-            </w:r>
-          </w:p>
-        </w:tc>
-      </w:tr>
-    </w:tbl>
-    <w:bookmarkEnd w:id="22"/>
-    <w:bookmarkEnd w:id="23"/>
-    <w:bookmarkStart w:id="24" w:name="护栏与推理延迟单次调用"/>
-    <w:p>
-      <w:pPr>
-        <w:pStyle w:val="Heading2"/>
-      </w:pPr>
-      <w:r>
-        <w:t xml:space="preserve">2 护栏与推理延迟（单次调用）</w:t>
-      </w:r>
-    </w:p>
-    <w:tbl>
-      <w:tblPr>
-        <w:tblStyle w:val="Table"/>
-        <w:tblW w:type="auto" w:w="0"/>
+        <w:tblW w:type="pct" w:w="5000"/>
         <w:tblLook w:firstRow="1" w:lastRow="0" w:firstColumn="0" w:lastColumn="0" w:noHBand="0" w:noVBand="0" w:val="0020"/>
         <w:jc w:val="start"/>
       </w:tblPr>
@@ -361,43 +191,43 @@
               <w:jc w:val="right"/>
             </w:pPr>
             <w:r>
-              <w:t xml:space="preserve">均值(μs)</w:t>
-            </w:r>
-          </w:p>
-        </w:tc>
-        <w:tc>
-          <w:tcPr/>
-          <w:p>
-            <w:pPr>
-              <w:pStyle w:val="Compact"/>
-              <w:jc w:val="right"/>
-            </w:pPr>
-            <w:r>
-              <w:t xml:space="preserve">P50(μs)</w:t>
-            </w:r>
-          </w:p>
-        </w:tc>
-        <w:tc>
-          <w:tcPr/>
-          <w:p>
-            <w:pPr>
-              <w:pStyle w:val="Compact"/>
-              <w:jc w:val="right"/>
-            </w:pPr>
-            <w:r>
-              <w:t xml:space="preserve">P95(μs)</w:t>
-            </w:r>
-          </w:p>
-        </w:tc>
-        <w:tc>
-          <w:tcPr/>
-          <w:p>
-            <w:pPr>
-              <w:pStyle w:val="Compact"/>
-              <w:jc w:val="right"/>
-            </w:pPr>
-            <w:r>
-              <w:t xml:space="preserve">P99(μs)</w:t>
+              <w:t xml:space="preserve">均值（微秒）</w:t>
+            </w:r>
+          </w:p>
+        </w:tc>
+        <w:tc>
+          <w:tcPr/>
+          <w:p>
+            <w:pPr>
+              <w:pStyle w:val="Compact"/>
+              <w:jc w:val="right"/>
+            </w:pPr>
+            <w:r>
+              <w:t xml:space="preserve">P50（微秒）</w:t>
+            </w:r>
+          </w:p>
+        </w:tc>
+        <w:tc>
+          <w:tcPr/>
+          <w:p>
+            <w:pPr>
+              <w:pStyle w:val="Compact"/>
+              <w:jc w:val="right"/>
+            </w:pPr>
+            <w:r>
+              <w:t xml:space="preserve">P95（微秒）</w:t>
+            </w:r>
+          </w:p>
+        </w:tc>
+        <w:tc>
+          <w:tcPr/>
+          <w:p>
+            <w:pPr>
+              <w:pStyle w:val="Compact"/>
+              <w:jc w:val="right"/>
+            </w:pPr>
+            <w:r>
+              <w:t xml:space="preserve">P99（微秒）</w:t>
             </w:r>
           </w:p>
         </w:tc>
@@ -411,7 +241,7 @@
               <w:jc w:val="left"/>
             </w:pPr>
             <w:r>
-              <w:t xml:space="preserve">护栏命令裁决（防线2+4）</w:t>
+              <w:t xml:space="preserve">护栏命令裁决</w:t>
             </w:r>
           </w:p>
         </w:tc>
@@ -485,7 +315,7 @@
               <w:jc w:val="left"/>
             </w:pPr>
             <w:r>
-              <w:t xml:space="preserve">注入扫描（防线3）</w:t>
+              <w:t xml:space="preserve">注入扫描</w:t>
             </w:r>
           </w:p>
         </w:tc>
@@ -559,7 +389,7 @@
               <w:jc w:val="left"/>
             </w:pPr>
             <w:r>
-              <w:t xml:space="preserve">意图分类（防线1）</w:t>
+              <w:t xml:space="preserve">意图分类</w:t>
             </w:r>
           </w:p>
         </w:tc>
@@ -633,7 +463,7 @@
               <w:jc w:val="left"/>
             </w:pPr>
             <w:r>
-              <w:t xml:space="preserve">跨信号关联根因推理（评分④）</w:t>
+              <w:t xml:space="preserve">跨信号关联根因推理</w:t>
             </w:r>
           </w:p>
         </w:tc>
@@ -701,20 +531,10 @@
     </w:tbl>
     <w:p>
       <w:pPr>
-        <w:pStyle w:val="BlockText"/>
-      </w:pPr>
-      <w:r>
-        <w:t xml:space="preserve">结论：护栏裁决在</w:t>
-      </w:r>
-      <w:r>
-        <w:rPr>
-          <w:bCs/>
-          <w:b/>
-        </w:rPr>
-        <w:t xml:space="preserve">数十至数百微秒（亚毫秒）量级</w:t>
-      </w:r>
-      <w:r>
-        <w:t xml:space="preserve">，相对一次运维操作可忽略——「安全护栏不拖慢运维」有量化支撑。</w:t>
+        <w:pStyle w:val="BodyText"/>
+      </w:pPr>
+      <w:r>
+        <w:t xml:space="preserve">表 5.1　护栏与推理的单次调用延迟</w:t>
       </w:r>
     </w:p>
     <w:bookmarkEnd w:id="24"/>
@@ -732,80 +552,17 @@
         <w:pStyle w:val="FirstParagraph"/>
       </w:pPr>
       <w:r>
-        <w:t xml:space="preserve">累计裁决</w:t>
-      </w:r>
-      <w:r>
-        <w:t xml:space="preserve"> </w:t>
-      </w:r>
-      <w:r>
-        <w:rPr>
-          <w:bCs/>
-          <w:b/>
-        </w:rPr>
-        <w:t xml:space="preserve">3550</w:t>
-      </w:r>
-      <w:r>
-        <w:t xml:space="preserve"> </w:t>
-      </w:r>
-      <w:r>
-        <w:t xml:space="preserve">条命令，耗时</w:t>
-      </w:r>
-      <w:r>
-        <w:t xml:space="preserve"> </w:t>
-      </w:r>
-      <w:r>
-        <w:rPr>
-          <w:bCs/>
-          <w:b/>
-        </w:rPr>
-        <w:t xml:space="preserve">849.4 ms</w:t>
-      </w:r>
-      <w:r>
-        <w:t xml:space="preserve">，吞吐</w:t>
-      </w:r>
-      <w:r>
-        <w:t xml:space="preserve"> </w:t>
-      </w:r>
-      <w:r>
-        <w:rPr>
-          <w:bCs/>
-          <w:b/>
-        </w:rPr>
-        <w:t xml:space="preserve">4,180 decisions/s</w:t>
-      </w:r>
-      <w:r>
-        <w:t xml:space="preserve">。</w:t>
+        <w:t xml:space="preserve">在批量裁决测试中，系统累计裁决 3550 条命令，耗时约 849.4 毫秒，折合吞吐约为每秒 4180 次裁决。这一吞吐水平表明护栏在高频调用下也不会构成系统瓶颈。</w:t>
       </w:r>
     </w:p>
     <w:bookmarkEnd w:id="25"/>
-    <w:bookmarkStart w:id="26" w:name="端到端一次对话延迟拆解"/>
+    <w:bookmarkStart w:id="26" w:name="端到端对话延迟"/>
     <w:p>
       <w:pPr>
         <w:pStyle w:val="Heading2"/>
       </w:pPr>
       <w:r>
-        <w:t xml:space="preserve">4 端到端一次对话延迟（拆解）</w:t>
-      </w:r>
-    </w:p>
-    <w:p>
-      <w:pPr>
-        <w:pStyle w:val="BlockText"/>
-      </w:pPr>
-      <w:r>
-        <w:t xml:space="preserve">用户感知延迟由</w:t>
-      </w:r>
-      <w:r>
-        <w:t xml:space="preserve"> </w:t>
-      </w:r>
-      <w:r>
-        <w:rPr>
-          <w:bCs/>
-          <w:b/>
-        </w:rPr>
-        <w:t xml:space="preserve">LLM 往返</w:t>
-      </w:r>
-      <w:r>
-        <w:t xml:space="preserve">主导（秒级），护栏/工具仅毫秒级，两者差 3~4 个数量级。</w:t>
+        <w:t xml:space="preserve">4 端到端对话延迟</w:t>
       </w:r>
     </w:p>
     <w:p>
@@ -813,11 +570,7 @@
         <w:pStyle w:val="FirstParagraph"/>
       </w:pPr>
       <w:r>
-        <w:rPr>
-          <w:bCs/>
-          <w:b/>
-        </w:rPr>
-        <w:t xml:space="preserve">毫秒级本地段（mock LLM，把 LLM 往返置零）</w:t>
+        <w:t xml:space="preserve">一次完整对话的端到端延迟由本地处理与大模型网络往返两部分构成，二者在数量级上相差悬殊。在以确定性桩将模型往返置零、只度量本地处理的情况下，单次 MCP 工具调用约耗时 1.0 毫秒，护栏、工具、编排与审计等本地环节合计约 18.2 毫秒，如表 5.2 所示。</w:t>
       </w:r>
     </w:p>
     <w:tbl>
@@ -894,19 +647,19 @@
               <w:jc w:val="right"/>
             </w:pPr>
             <w:r>
-              <w:t xml:space="preserve">1.0 ms</w:t>
-            </w:r>
-          </w:p>
-        </w:tc>
-        <w:tc>
-          <w:tcPr/>
-          <w:p>
-            <w:pPr>
-              <w:pStyle w:val="Compact"/>
-              <w:jc w:val="left"/>
-            </w:pPr>
-            <w:r>
-              <w:t xml:space="preserve">真实读取系统数据（disk_usage）</w:t>
+              <w:t xml:space="preserve">1.0 毫秒</w:t>
+            </w:r>
+          </w:p>
+        </w:tc>
+        <w:tc>
+          <w:tcPr/>
+          <w:p>
+            <w:pPr>
+              <w:pStyle w:val="Compact"/>
+              <w:jc w:val="left"/>
+            </w:pPr>
+            <w:r>
+              <w:t xml:space="preserve">真实读取系统数据</w:t>
             </w:r>
           </w:p>
         </w:tc>
@@ -932,19 +685,19 @@
               <w:jc w:val="right"/>
             </w:pPr>
             <w:r>
-              <w:t xml:space="preserve">18.2 ms</w:t>
-            </w:r>
-          </w:p>
-        </w:tc>
-        <w:tc>
-          <w:tcPr/>
-          <w:p>
-            <w:pPr>
-              <w:pStyle w:val="Compact"/>
-              <w:jc w:val="left"/>
-            </w:pPr>
-            <w:r>
-              <w:t xml:space="preserve">护栏 + 工具 + 编排 + 审计，LLM 段≈0</w:t>
+              <w:t xml:space="preserve">18.2 毫秒</w:t>
+            </w:r>
+          </w:p>
+        </w:tc>
+        <w:tc>
+          <w:tcPr/>
+          <w:p>
+            <w:pPr>
+              <w:pStyle w:val="Compact"/>
+              <w:jc w:val="left"/>
+            </w:pPr>
+            <w:r>
+              <w:t xml:space="preserve">护栏、工具、编排与审计，模型往返置零</w:t>
             </w:r>
           </w:p>
         </w:tc>
@@ -955,11 +708,15 @@
         <w:pStyle w:val="BodyText"/>
       </w:pPr>
       <w:r>
-        <w:rPr>
-          <w:bCs/>
-          <w:b/>
-        </w:rPr>
-        <w:t xml:space="preserve">主导项：串行 LLM 往返次数（按意图分类）</w:t>
+        <w:t xml:space="preserve">表 5.2　端到端延迟的本地处理部分</w:t>
+      </w:r>
+    </w:p>
+    <w:p>
+      <w:pPr>
+        <w:pStyle w:val="BodyText"/>
+      </w:pPr>
+      <w:r>
+        <w:t xml:space="preserve">端到端延迟的主导因素是串行的大模型往返次数，而往返次数取决于请求的意图类别，估算如表 5.3 所示。对于只读查询的请求，通常需要两次串行往返；对于涉及修改或动作的请求，通常需要三次往返；当读到不可信工具输出时，还会因隔离阅读而增加一次往返。按单次往返约 6 至 12 秒的真实区间估算，端到端延迟约等于往返次数与单次往返耗时的乘积，由模型主导。</w:t>
       </w:r>
     </w:p>
     <w:tbl>
@@ -986,31 +743,31 @@
               <w:jc w:val="left"/>
             </w:pPr>
             <w:r>
-              <w:t xml:space="preserve">意图类</w:t>
-            </w:r>
-          </w:p>
-        </w:tc>
-        <w:tc>
-          <w:tcPr/>
-          <w:p>
-            <w:pPr>
-              <w:pStyle w:val="Compact"/>
-              <w:jc w:val="right"/>
-            </w:pPr>
-            <w:r>
-              <w:t xml:space="preserve">串行 LLM 往返</w:t>
-            </w:r>
-          </w:p>
-        </w:tc>
-        <w:tc>
-          <w:tcPr/>
-          <w:p>
-            <w:pPr>
-              <w:pStyle w:val="Compact"/>
-              <w:jc w:val="right"/>
-            </w:pPr>
-            <w:r>
-              <w:t xml:space="preserve">单次查询墙钟估算※</w:t>
+              <w:t xml:space="preserve">意图类别</w:t>
+            </w:r>
+          </w:p>
+        </w:tc>
+        <w:tc>
+          <w:tcPr/>
+          <w:p>
+            <w:pPr>
+              <w:pStyle w:val="Compact"/>
+              <w:jc w:val="right"/>
+            </w:pPr>
+            <w:r>
+              <w:t xml:space="preserve">串行往返次数</w:t>
+            </w:r>
+          </w:p>
+        </w:tc>
+        <w:tc>
+          <w:tcPr/>
+          <w:p>
+            <w:pPr>
+              <w:pStyle w:val="Compact"/>
+              <w:jc w:val="right"/>
+            </w:pPr>
+            <w:r>
+              <w:t xml:space="preserve">单次查询墙钟估算</w:t>
             </w:r>
           </w:p>
         </w:tc>
@@ -1024,31 +781,31 @@
               <w:jc w:val="left"/>
             </w:pPr>
             <w:r>
-              <w:t xml:space="preserve">白（只读查询）</w:t>
-            </w:r>
-          </w:p>
-        </w:tc>
-        <w:tc>
-          <w:tcPr/>
-          <w:p>
-            <w:pPr>
-              <w:pStyle w:val="Compact"/>
-              <w:jc w:val="right"/>
-            </w:pPr>
-            <w:r>
-              <w:t xml:space="preserve">2 (+R)</w:t>
-            </w:r>
-          </w:p>
-        </w:tc>
-        <w:tc>
-          <w:tcPr/>
-          <w:p>
-            <w:pPr>
-              <w:pStyle w:val="Compact"/>
-              <w:jc w:val="right"/>
-            </w:pPr>
-            <w:r>
-              <w:t xml:space="preserve">~12–24 s</w:t>
+              <w:t xml:space="preserve">只读查询</w:t>
+            </w:r>
+          </w:p>
+        </w:tc>
+        <w:tc>
+          <w:tcPr/>
+          <w:p>
+            <w:pPr>
+              <w:pStyle w:val="Compact"/>
+              <w:jc w:val="right"/>
+            </w:pPr>
+            <w:r>
+              <w:t xml:space="preserve">2 次（读到不可信输出时加一次）</w:t>
+            </w:r>
+          </w:p>
+        </w:tc>
+        <w:tc>
+          <w:tcPr/>
+          <w:p>
+            <w:pPr>
+              <w:pStyle w:val="Compact"/>
+              <w:jc w:val="right"/>
+            </w:pPr>
+            <w:r>
+              <w:t xml:space="preserve">约 12 至 24 秒</w:t>
             </w:r>
           </w:p>
         </w:tc>
@@ -1062,31 +819,31 @@
               <w:jc w:val="left"/>
             </w:pPr>
             <w:r>
-              <w:t xml:space="preserve">灰（修改/动作）</w:t>
-            </w:r>
-          </w:p>
-        </w:tc>
-        <w:tc>
-          <w:tcPr/>
-          <w:p>
-            <w:pPr>
-              <w:pStyle w:val="Compact"/>
-              <w:jc w:val="right"/>
-            </w:pPr>
-            <w:r>
-              <w:t xml:space="preserve">3 (+R)</w:t>
-            </w:r>
-          </w:p>
-        </w:tc>
-        <w:tc>
-          <w:tcPr/>
-          <w:p>
-            <w:pPr>
-              <w:pStyle w:val="Compact"/>
-              <w:jc w:val="right"/>
-            </w:pPr>
-            <w:r>
-              <w:t xml:space="preserve">~18–36 s</w:t>
+              <w:t xml:space="preserve">修改或动作</w:t>
+            </w:r>
+          </w:p>
+        </w:tc>
+        <w:tc>
+          <w:tcPr/>
+          <w:p>
+            <w:pPr>
+              <w:pStyle w:val="Compact"/>
+              <w:jc w:val="right"/>
+            </w:pPr>
+            <w:r>
+              <w:t xml:space="preserve">3 次（读到不可信输出时加一次）</w:t>
+            </w:r>
+          </w:p>
+        </w:tc>
+        <w:tc>
+          <w:tcPr/>
+          <w:p>
+            <w:pPr>
+              <w:pStyle w:val="Compact"/>
+              <w:jc w:val="right"/>
+            </w:pPr>
+            <w:r>
+              <w:t xml:space="preserve">约 18 至 36 秒</w:t>
             </w:r>
           </w:p>
         </w:tc>
@@ -1100,31 +857,31 @@
               <w:jc w:val="left"/>
             </w:pPr>
             <w:r>
-              <w:t xml:space="preserve">直接作答（无需工具）</w:t>
-            </w:r>
-          </w:p>
-        </w:tc>
-        <w:tc>
-          <w:tcPr/>
-          <w:p>
-            <w:pPr>
-              <w:pStyle w:val="Compact"/>
-              <w:jc w:val="right"/>
-            </w:pPr>
-            <w:r>
-              <w:t xml:space="preserve">白1 / 灰2</w:t>
-            </w:r>
-          </w:p>
-        </w:tc>
-        <w:tc>
-          <w:tcPr/>
-          <w:p>
-            <w:pPr>
-              <w:pStyle w:val="Compact"/>
-              <w:jc w:val="right"/>
-            </w:pPr>
-            <w:r>
-              <w:t xml:space="preserve">~6–24 s</w:t>
+              <w:t xml:space="preserve">无需工具的直接作答</w:t>
+            </w:r>
+          </w:p>
+        </w:tc>
+        <w:tc>
+          <w:tcPr/>
+          <w:p>
+            <w:pPr>
+              <w:pStyle w:val="Compact"/>
+              <w:jc w:val="right"/>
+            </w:pPr>
+            <w:r>
+              <w:t xml:space="preserve">只读 1 次、修改 2 次</w:t>
+            </w:r>
+          </w:p>
+        </w:tc>
+        <w:tc>
+          <w:tcPr/>
+          <w:p>
+            <w:pPr>
+              <w:pStyle w:val="Compact"/>
+              <w:jc w:val="right"/>
+            </w:pPr>
+            <w:r>
+              <w:t xml:space="preserve">约 6 至 24 秒</w:t>
             </w:r>
           </w:p>
         </w:tc>
@@ -1135,15 +892,15 @@
         <w:pStyle w:val="BodyText"/>
       </w:pPr>
       <w:r>
-        <w:t xml:space="preserve">※ 按单次 LLM 往返 ~6–12 s（真实 DeepSeek 实测区间）× 往返次数估算；(+R) 为读到不可信工具输出时多一次 CaMeL 隔离阅读器往返。</w:t>
-      </w:r>
-    </w:p>
-    <w:p>
-      <w:pPr>
-        <w:pStyle w:val="BlockText"/>
-      </w:pPr>
-      <w:r>
-        <w:t xml:space="preserve">拆解结论：① 端到端延迟 ≈ 往返次数 × 单次 LLM 耗时，由模型主导；② 灰意图为换取「规则保可靠 + LLM 补泛化」的双层安全研判刻意多付一次串行往返，是安全与时延的自觉取舍；③ 优化杠杆在 LLM 侧（缓存、换更快/本地小模型、并发只读工具），而非已可忽略的护栏开销。</w:t>
+        <w:t xml:space="preserve">表 5.3　按意图类别拆解的端到端延迟</w:t>
+      </w:r>
+    </w:p>
+    <w:p>
+      <w:pPr>
+        <w:pStyle w:val="BodyText"/>
+      </w:pPr>
+      <w:r>
+        <w:t xml:space="preserve">由上述拆解可以得到三点结论。其一，端到端延迟约等于往返次数与单次模型耗时的乘积，由模型主导。其二，修改类意图为换取规则保障可靠性、模型补足泛化能力的双层安全研判，刻意多付一次串行往返，这是在安全性与时延之间的自觉取舍。其三，优化的着力点在于模型一侧，例如引入缓存、改用更快的模型或并发执行只读工具，而非已经可以忽略的护栏开销。</w:t>
       </w:r>
     </w:p>
     <w:bookmarkEnd w:id="26"/>
@@ -1154,12 +911,20 @@
       </w:pPr>
       <w:r>
         <w:t xml:space="preserve">5 性能结论</w:t>
+      </w:r>
+    </w:p>
+    <w:p>
+      <w:pPr>
+        <w:pStyle w:val="FirstParagraph"/>
+      </w:pPr>
+      <w:r>
+        <w:t xml:space="preserve">系统的核心性能指标汇总如表 5.4 所示。护栏的单次裁决均值约为 229 微秒，处于亚毫秒量级，对运维几乎无感知影响；护栏裁决吞吐约为每秒 4180 次，不构成瓶颈；本地处理环节合计约 18.2 毫秒，开销极低；端到端延迟主要由大模型的网络往返决定，护栏在其中的占比可以忽略。综合来看，安全护栏在带来全部危险命令拦截能力的同时，仅引入亚毫秒级的开销，安全性与性能并不矛盾。</w:t>
       </w:r>
     </w:p>
     <w:tbl>
       <w:tblPr>
         <w:tblStyle w:val="Table"/>
-        <w:tblW w:type="auto" w:w="0"/>
+        <w:tblW w:type="pct" w:w="5000"/>
         <w:tblLook w:firstRow="1" w:lastRow="0" w:firstColumn="0" w:lastColumn="0" w:noHBand="0" w:noVBand="0" w:val="0020"/>
         <w:jc w:val="start"/>
       </w:tblPr>
@@ -1230,7 +995,7 @@
               <w:jc w:val="left"/>
             </w:pPr>
             <w:r>
-              <w:t xml:space="preserve">229.3 μs</w:t>
+              <w:t xml:space="preserve">229.3 微秒</w:t>
             </w:r>
           </w:p>
         </w:tc>
@@ -1268,7 +1033,7 @@
               <w:jc w:val="left"/>
             </w:pPr>
             <w:r>
-              <w:t xml:space="preserve">4,180 次/秒</w:t>
+              <w:t xml:space="preserve">每秒约 4180 次</w:t>
             </w:r>
           </w:p>
         </w:tc>
@@ -1306,19 +1071,19 @@
               <w:jc w:val="left"/>
             </w:pPr>
             <w:r>
-              <w:t xml:space="preserve">18.2 ms</w:t>
-            </w:r>
-          </w:p>
-        </w:tc>
-        <w:tc>
-          <w:tcPr/>
-          <w:p>
-            <w:pPr>
-              <w:pStyle w:val="Compact"/>
-              <w:jc w:val="left"/>
-            </w:pPr>
-            <w:r>
-              <w:t xml:space="preserve">护栏+工具+编排+审计总开销极低</w:t>
+              <w:t xml:space="preserve">18.2 毫秒</w:t>
+            </w:r>
+          </w:p>
+        </w:tc>
+        <w:tc>
+          <w:tcPr/>
+          <w:p>
+            <w:pPr>
+              <w:pStyle w:val="Compact"/>
+              <w:jc w:val="left"/>
+            </w:pPr>
+            <w:r>
+              <w:t xml:space="preserve">本地处理开销极低</w:t>
             </w:r>
           </w:p>
         </w:tc>
@@ -1344,7 +1109,7 @@
               <w:jc w:val="left"/>
             </w:pPr>
             <w:r>
-              <w:t xml:space="preserve">LLM 往返（秒级）</w:t>
+              <w:t xml:space="preserve">大模型网络往返（秒级）</w:t>
             </w:r>
           </w:p>
         </w:tc>
@@ -1367,17 +1132,7 @@
         <w:pStyle w:val="BodyText"/>
       </w:pPr>
       <w:r>
-        <w:t xml:space="preserve">安全护栏在带来 100% 危险拦截能力的同时，仅引入亚毫秒级开销，</w:t>
-      </w:r>
-      <w:r>
-        <w:rPr>
-          <w:bCs/>
-          <w:b/>
-        </w:rPr>
-        <w:t xml:space="preserve">安全性与性能不矛盾</w:t>
-      </w:r>
-      <w:r>
-        <w:t xml:space="preserve">。</w:t>
+        <w:t xml:space="preserve">表 5.4　核心性能指标汇总</w:t>
       </w:r>
     </w:p>
     <w:bookmarkEnd w:id="27"/>

--- a/docs/out/软件杯-5-性能测试报告.docx
+++ b/docs/out/软件杯-5-性能测试报告.docx
@@ -2,7 +2,7 @@
 <file path=word/document.xml><?xml version="1.0" encoding="utf-8"?>
 <w:document xmlns:w="http://schemas.openxmlformats.org/wordprocessingml/2006/main" xmlns:m="http://schemas.openxmlformats.org/officeDocument/2006/math" xmlns:r="http://schemas.openxmlformats.org/officeDocument/2006/relationships" xmlns:o="urn:schemas-microsoft-com:office:office" xmlns:v="urn:schemas-microsoft-com:vml" xmlns:w10="urn:schemas-microsoft-com:office:word" xmlns:a="http://schemas.openxmlformats.org/drawingml/2006/main" xmlns:pic="http://schemas.openxmlformats.org/drawingml/2006/picture" xmlns:wp="http://schemas.openxmlformats.org/drawingml/2006/wordprocessingDrawing">
   <w:body>
-    <w:bookmarkStart w:id="28" w:name="软件性能测试报告"/>
+    <w:bookmarkStart w:id="35" w:name="软件性能测试报告"/>
     <w:p>
       <w:pPr>
         <w:pStyle w:val="Heading1"/>
@@ -49,7 +49,7 @@
         <w:t xml:space="preserve">文档版本</w:t>
       </w:r>
       <w:r>
-        <w:t xml:space="preserve">：v1.1</w:t>
+        <w:t xml:space="preserve">：v1.2</w:t>
       </w:r>
     </w:p>
     <w:p>
@@ -82,7 +82,7 @@
         <w:pStyle w:val="FirstParagraph"/>
       </w:pPr>
       <w:r>
-        <w:t xml:space="preserve">本次性能测试旨在量化系统的核心性能指标，重点回答两个问题：其一，安全护栏是否会拖慢运维，即护栏本身引入的开销有多大；其二，一次自然语言对话的端到端延迟主要由什么因素主导。</w:t>
+        <w:t xml:space="preserve">本次性能测试旨在全面量化系统的核心性能指标，既包括时间维度的延迟与吞吐，也包括资源维度的内存占用、处理器占用、并发处理能力与长时间运行的稳定性。测试需要回答以下几个问题：安全护栏本身引入的处理开销有多大，是否会拖慢运维；系统在持续负载与并发负载下的处理能力与资源消耗如何；系统长时间运行是否稳定、是否存在内存泄漏；审计留痕带来的存储成本是否可控；以及一次自然语言对话的端到端延迟主要由什么因素主导。</w:t>
       </w:r>
     </w:p>
     <w:bookmarkEnd w:id="20"/>
@@ -100,7 +100,7 @@
         <w:pStyle w:val="FirstParagraph"/>
       </w:pPr>
       <w:r>
-        <w:t xml:space="preserve">性能数据由项目内置的基准测试脚本自动采集生成，未经人工修改。测试分别对护栏裁决、注入扫描、意图分类与根因推理进行单次延迟采样与批量吞吐测量；在度量端到端延迟时，先以确定性桩隔离出本地开销，再叠加真实 DeepSeek 的网络往返区间进行估算，从而把本地处理开销与模型往返开销区分开来。</w:t>
+        <w:t xml:space="preserve">性能数据由项目内置的两个基准脚本自动采集生成，未经人工修改。延迟与吞吐由延迟基准脚本采集，对护栏裁决、注入扫描、意图分类与根因推理进行单次延迟采样与批量吞吐测量。内存、处理器、并发、长稳、存储与冷启动等资源类指标由资源基准脚本采集，其中并发吞吐采用线程池在固定总裁决量下以不同并发度分摊、度量墙钟吞吐，长稳指标通过连续二十万次裁决前后的常驻内存增量来判断是否存在泄漏，审计存储成本则直接统计实际审计库的会话数、思维段数与占用字节后折算。在度量端到端对话延迟时，先以确定性桩隔离出本地处理开销，再叠加真实 DeepSeek 的网络往返区间进行估算，从而把本地处理开销与模型往返开销区分开来。</w:t>
       </w:r>
     </w:p>
     <w:bookmarkEnd w:id="21"/>
@@ -118,7 +118,7 @@
         <w:pStyle w:val="FirstParagraph"/>
       </w:pPr>
       <w:r>
-        <w:t xml:space="preserve">测试在 Python 3.11.15 环境下、x86_64 架构的 Linux 平台上进行，测试机具有 32 个 CPU 核心与约 16.6 GB 内存，采样时间为 2026 年 6 月 10 日。</w:t>
+        <w:t xml:space="preserve">延迟与吞吐指标的采样时间为 2026 年 6 月 10 日，资源类指标的采样时间为 2026 年 6 月 24 日，两次采样均在同一开发环境下进行。测试环境为 Python 3.11.15、x86_64 架构的 Linux 平台，测试机具有 32 个处理器核心与约 16.6 GB 内存。</w:t>
       </w:r>
     </w:p>
     <w:bookmarkEnd w:id="22"/>
@@ -137,7 +137,7 @@
         <w:pStyle w:val="FirstParagraph"/>
       </w:pPr>
       <w:r>
-        <w:t xml:space="preserve">针对护栏与推理的各个环节进行单次调用的延迟采样，每项采样 300 次，结果如表 5.1 所示。护栏的命令裁决均值约为 229 微秒，注入扫描与意图分类均在数十微秒量级，跨信号关联的根因推理均值约为 61 微秒。可见护栏裁决处于数十至数百微秒的亚毫秒量级，相对于一次完整的运维操作可以忽略，这为「安全护栏不拖慢运维」提供了量化支撑。</w:t>
+        <w:t xml:space="preserve">针对护栏与推理的各个环节进行单次调用的延迟采样，每项采样 300 次，结果如表 5.1 所示。护栏的命令裁决均值约为 229 微秒，注入扫描与意图分类均在数十微秒量级，跨信号关联的根因推理均值约为 61 微秒。可见护栏裁决处于数十至数百微秒的亚毫秒量级，相对于一次完整的运维操作可以忽略，这为安全护栏不拖慢运维提供了量化支撑。</w:t>
       </w:r>
     </w:p>
     <w:tbl>
@@ -538,13 +538,13 @@
       </w:r>
     </w:p>
     <w:bookmarkEnd w:id="24"/>
-    <w:bookmarkStart w:id="25" w:name="批量裁决吞吐"/>
+    <w:bookmarkStart w:id="31" w:name="资源占用与负载能力"/>
     <w:p>
       <w:pPr>
         <w:pStyle w:val="Heading2"/>
       </w:pPr>
       <w:r>
-        <w:t xml:space="preserve">3 批量裁决吞吐</w:t>
+        <w:t xml:space="preserve">3 资源占用与负载能力</w:t>
       </w:r>
     </w:p>
     <w:p>
@@ -552,17 +552,400 @@
         <w:pStyle w:val="FirstParagraph"/>
       </w:pPr>
       <w:r>
-        <w:t xml:space="preserve">在批量裁决测试中，系统累计裁决 3550 条命令，耗时约 849.4 毫秒，折合吞吐约为每秒 4180 次裁决。这一吞吐水平表明护栏在高频调用下也不会构成系统瓶颈。</w:t>
+        <w:t xml:space="preserve">本节给出系统在资源维度的硬性指标，覆盖常驻内存、处理器占用、并发吞吐、长时间运行稳定性、审计存储成本与冷启动六个方面。</w:t>
+      </w:r>
+    </w:p>
+    <w:bookmarkStart w:id="25" w:name="进程常驻内存"/>
+    <w:p>
+      <w:pPr>
+        <w:pStyle w:val="Heading3"/>
+      </w:pPr>
+      <w:r>
+        <w:t xml:space="preserve">3.1 进程常驻内存</w:t>
+      </w:r>
+    </w:p>
+    <w:p>
+      <w:pPr>
+        <w:pStyle w:val="FirstParagraph"/>
+      </w:pPr>
+      <w:r>
+        <w:t xml:space="preserve">在以确定性桩启动的后端服务进程上测量其常驻内存，结果为约 78.7 MB；而仅导入护栏、根因与审计等核心逻辑的基准进程常驻内存约为 29.5 MB。这一内存占用水平相对于服务器动辄数十 GB 的内存而言极小，表明系统自身轻量，便于在资源受限的国产化虚拟机上部署。</w:t>
       </w:r>
     </w:p>
     <w:bookmarkEnd w:id="25"/>
-    <w:bookmarkStart w:id="26" w:name="端到端对话延迟"/>
+    <w:bookmarkStart w:id="26" w:name="处理器占用"/>
+    <w:p>
+      <w:pPr>
+        <w:pStyle w:val="Heading3"/>
+      </w:pPr>
+      <w:r>
+        <w:t xml:space="preserve">3.2 处理器占用</w:t>
+      </w:r>
+    </w:p>
+    <w:p>
+      <w:pPr>
+        <w:pStyle w:val="FirstParagraph"/>
+      </w:pPr>
+      <w:r>
+        <w:t xml:space="preserve">在持续打满护栏裁决的负载下测量处理器占用，系统在三秒内完成约 11876 次裁决，对应处理器占用约为 104%，即基本占满一个核心，折合处理速率约为每秒 3959 次裁决。由此可见，护栏裁决是处理器密集型的纯计算操作，单个核心即可支撑每秒近四千次裁决，对于实际运维中远低于此频率的命令流而言绰绰有余。</w:t>
+      </w:r>
+    </w:p>
+    <w:bookmarkEnd w:id="26"/>
+    <w:bookmarkStart w:id="27" w:name="并发吞吐"/>
+    <w:p>
+      <w:pPr>
+        <w:pStyle w:val="Heading3"/>
+      </w:pPr>
+      <w:r>
+        <w:t xml:space="preserve">3.3 并发吞吐</w:t>
+      </w:r>
+    </w:p>
+    <w:p>
+      <w:pPr>
+        <w:pStyle w:val="FirstParagraph"/>
+      </w:pPr>
+      <w:r>
+        <w:t xml:space="preserve">固定四万次总裁决量，分别以 1、4、16、64 个线程分摊，度量墙钟吞吐，结果如表 5.2 所示。单线程吞吐约为每秒 3901 次，随着线程数增加，吞吐并未线性提升，而是稳定在每秒约 3300 次。这一现象符合预期：护栏裁决为处理器密集型的纯 Python 计算，受全局解释器锁约束，单个进程内的多线程无法叠加处理器算力，因此系统的横向扩展应通过部署多个工作进程来实现，而非依赖单进程内的多线程。需要说明的是，系统在真实运行中的并发瓶颈并不在护栏，而在于等待大模型网络返回的异步 I/O，护栏的处理能力远高于实际命令到达速率，不构成并发瓶颈。</w:t>
+      </w:r>
+    </w:p>
+    <w:tbl>
+      <w:tblPr>
+        <w:tblStyle w:val="Table"/>
+        <w:tblW w:type="auto" w:w="0"/>
+        <w:tblLook w:firstRow="1" w:lastRow="0" w:firstColumn="0" w:lastColumn="0" w:noHBand="0" w:noVBand="0" w:val="0020"/>
+        <w:jc w:val="start"/>
+      </w:tblPr>
+      <w:tblGrid>
+        <w:gridCol w:w="1980"/>
+        <w:gridCol w:w="1980"/>
+        <w:gridCol w:w="1980"/>
+        <w:gridCol w:w="1980"/>
+      </w:tblGrid>
+      <w:tr>
+        <w:trPr>
+          <w:tblHeader w:val="true"/>
+        </w:trPr>
+        <w:tc>
+          <w:tcPr/>
+          <w:p>
+            <w:pPr>
+              <w:pStyle w:val="Compact"/>
+              <w:jc w:val="right"/>
+            </w:pPr>
+            <w:r>
+              <w:t xml:space="preserve">并发线程数</w:t>
+            </w:r>
+          </w:p>
+        </w:tc>
+        <w:tc>
+          <w:tcPr/>
+          <w:p>
+            <w:pPr>
+              <w:pStyle w:val="Compact"/>
+              <w:jc w:val="right"/>
+            </w:pPr>
+            <w:r>
+              <w:t xml:space="preserve">总裁决数</w:t>
+            </w:r>
+          </w:p>
+        </w:tc>
+        <w:tc>
+          <w:tcPr/>
+          <w:p>
+            <w:pPr>
+              <w:pStyle w:val="Compact"/>
+              <w:jc w:val="right"/>
+            </w:pPr>
+            <w:r>
+              <w:t xml:space="preserve">墙钟耗时（秒）</w:t>
+            </w:r>
+          </w:p>
+        </w:tc>
+        <w:tc>
+          <w:tcPr/>
+          <w:p>
+            <w:pPr>
+              <w:pStyle w:val="Compact"/>
+              <w:jc w:val="right"/>
+            </w:pPr>
+            <w:r>
+              <w:t xml:space="preserve">吞吐（次/秒）</w:t>
+            </w:r>
+          </w:p>
+        </w:tc>
+      </w:tr>
+      <w:tr>
+        <w:tc>
+          <w:tcPr/>
+          <w:p>
+            <w:pPr>
+              <w:pStyle w:val="Compact"/>
+              <w:jc w:val="right"/>
+            </w:pPr>
+            <w:r>
+              <w:t xml:space="preserve">1</w:t>
+            </w:r>
+          </w:p>
+        </w:tc>
+        <w:tc>
+          <w:tcPr/>
+          <w:p>
+            <w:pPr>
+              <w:pStyle w:val="Compact"/>
+              <w:jc w:val="right"/>
+            </w:pPr>
+            <w:r>
+              <w:t xml:space="preserve">40000</w:t>
+            </w:r>
+          </w:p>
+        </w:tc>
+        <w:tc>
+          <w:tcPr/>
+          <w:p>
+            <w:pPr>
+              <w:pStyle w:val="Compact"/>
+              <w:jc w:val="right"/>
+            </w:pPr>
+            <w:r>
+              <w:t xml:space="preserve">10.254</w:t>
+            </w:r>
+          </w:p>
+        </w:tc>
+        <w:tc>
+          <w:tcPr/>
+          <w:p>
+            <w:pPr>
+              <w:pStyle w:val="Compact"/>
+              <w:jc w:val="right"/>
+            </w:pPr>
+            <w:r>
+              <w:t xml:space="preserve">3901</w:t>
+            </w:r>
+          </w:p>
+        </w:tc>
+      </w:tr>
+      <w:tr>
+        <w:tc>
+          <w:tcPr/>
+          <w:p>
+            <w:pPr>
+              <w:pStyle w:val="Compact"/>
+              <w:jc w:val="right"/>
+            </w:pPr>
+            <w:r>
+              <w:t xml:space="preserve">4</w:t>
+            </w:r>
+          </w:p>
+        </w:tc>
+        <w:tc>
+          <w:tcPr/>
+          <w:p>
+            <w:pPr>
+              <w:pStyle w:val="Compact"/>
+              <w:jc w:val="right"/>
+            </w:pPr>
+            <w:r>
+              <w:t xml:space="preserve">40000</w:t>
+            </w:r>
+          </w:p>
+        </w:tc>
+        <w:tc>
+          <w:tcPr/>
+          <w:p>
+            <w:pPr>
+              <w:pStyle w:val="Compact"/>
+              <w:jc w:val="right"/>
+            </w:pPr>
+            <w:r>
+              <w:t xml:space="preserve">12.027</w:t>
+            </w:r>
+          </w:p>
+        </w:tc>
+        <w:tc>
+          <w:tcPr/>
+          <w:p>
+            <w:pPr>
+              <w:pStyle w:val="Compact"/>
+              <w:jc w:val="right"/>
+            </w:pPr>
+            <w:r>
+              <w:t xml:space="preserve">3326</w:t>
+            </w:r>
+          </w:p>
+        </w:tc>
+      </w:tr>
+      <w:tr>
+        <w:tc>
+          <w:tcPr/>
+          <w:p>
+            <w:pPr>
+              <w:pStyle w:val="Compact"/>
+              <w:jc w:val="right"/>
+            </w:pPr>
+            <w:r>
+              <w:t xml:space="preserve">16</w:t>
+            </w:r>
+          </w:p>
+        </w:tc>
+        <w:tc>
+          <w:tcPr/>
+          <w:p>
+            <w:pPr>
+              <w:pStyle w:val="Compact"/>
+              <w:jc w:val="right"/>
+            </w:pPr>
+            <w:r>
+              <w:t xml:space="preserve">40000</w:t>
+            </w:r>
+          </w:p>
+        </w:tc>
+        <w:tc>
+          <w:tcPr/>
+          <w:p>
+            <w:pPr>
+              <w:pStyle w:val="Compact"/>
+              <w:jc w:val="right"/>
+            </w:pPr>
+            <w:r>
+              <w:t xml:space="preserve">12.016</w:t>
+            </w:r>
+          </w:p>
+        </w:tc>
+        <w:tc>
+          <w:tcPr/>
+          <w:p>
+            <w:pPr>
+              <w:pStyle w:val="Compact"/>
+              <w:jc w:val="right"/>
+            </w:pPr>
+            <w:r>
+              <w:t xml:space="preserve">3329</w:t>
+            </w:r>
+          </w:p>
+        </w:tc>
+      </w:tr>
+      <w:tr>
+        <w:tc>
+          <w:tcPr/>
+          <w:p>
+            <w:pPr>
+              <w:pStyle w:val="Compact"/>
+              <w:jc w:val="right"/>
+            </w:pPr>
+            <w:r>
+              <w:t xml:space="preserve">64</w:t>
+            </w:r>
+          </w:p>
+        </w:tc>
+        <w:tc>
+          <w:tcPr/>
+          <w:p>
+            <w:pPr>
+              <w:pStyle w:val="Compact"/>
+              <w:jc w:val="right"/>
+            </w:pPr>
+            <w:r>
+              <w:t xml:space="preserve">40000</w:t>
+            </w:r>
+          </w:p>
+        </w:tc>
+        <w:tc>
+          <w:tcPr/>
+          <w:p>
+            <w:pPr>
+              <w:pStyle w:val="Compact"/>
+              <w:jc w:val="right"/>
+            </w:pPr>
+            <w:r>
+              <w:t xml:space="preserve">12.198</w:t>
+            </w:r>
+          </w:p>
+        </w:tc>
+        <w:tc>
+          <w:tcPr/>
+          <w:p>
+            <w:pPr>
+              <w:pStyle w:val="Compact"/>
+              <w:jc w:val="right"/>
+            </w:pPr>
+            <w:r>
+              <w:t xml:space="preserve">3279</w:t>
+            </w:r>
+          </w:p>
+        </w:tc>
+      </w:tr>
+    </w:tbl>
+    <w:p>
+      <w:pPr>
+        <w:pStyle w:val="BodyText"/>
+      </w:pPr>
+      <w:r>
+        <w:t xml:space="preserve">表 5.2　不同并发度下的护栏裁决吞吐</w:t>
+      </w:r>
+    </w:p>
+    <w:bookmarkEnd w:id="27"/>
+    <w:bookmarkStart w:id="28" w:name="长时间运行稳定性"/>
+    <w:p>
+      <w:pPr>
+        <w:pStyle w:val="Heading3"/>
+      </w:pPr>
+      <w:r>
+        <w:t xml:space="preserve">3.4 长时间运行稳定性</w:t>
+      </w:r>
+    </w:p>
+    <w:p>
+      <w:pPr>
+        <w:pStyle w:val="FirstParagraph"/>
+      </w:pPr>
+      <w:r>
+        <w:t xml:space="preserve">连续执行二十万次护栏裁决，耗时约 49.25 秒，期间监测进程常驻内存。测试前后常驻内存均稳定在约 38.3 MB，增量为 0.0 MB，表明系统在长时间高频运行下不存在内存泄漏，具备长期稳定运行的能力。</w:t>
+      </w:r>
+    </w:p>
+    <w:bookmarkEnd w:id="28"/>
+    <w:bookmarkStart w:id="29" w:name="审计存储成本"/>
+    <w:p>
+      <w:pPr>
+        <w:pStyle w:val="Heading3"/>
+      </w:pPr>
+      <w:r>
+        <w:t xml:space="preserve">3.5 审计存储成本</w:t>
+      </w:r>
+    </w:p>
+    <w:p>
+      <w:pPr>
+        <w:pStyle w:val="FirstParagraph"/>
+      </w:pPr>
+      <w:r>
+        <w:t xml:space="preserve">对实际运行积累的审计库进行统计，该库共记录 3509 次会话、42306 个思维段，总占用约 20.7 MB，折合每次会话约 5.92 KB、平均约 12 个思维段。由此可见，全链路思维链留痕的存储成本很低，即便长期运行积累大量会话，存储压力也完全可控。</w:t>
+      </w:r>
+    </w:p>
+    <w:bookmarkEnd w:id="29"/>
+    <w:bookmarkStart w:id="30" w:name="冷启动"/>
+    <w:p>
+      <w:pPr>
+        <w:pStyle w:val="Heading3"/>
+      </w:pPr>
+      <w:r>
+        <w:t xml:space="preserve">3.6 冷启动</w:t>
+      </w:r>
+    </w:p>
+    <w:p>
+      <w:pPr>
+        <w:pStyle w:val="FirstParagraph"/>
+      </w:pPr>
+      <w:r>
+        <w:t xml:space="preserve">测量从零导入护栏逻辑到完成首次命令裁决的耗时，约为 76.6 毫秒，对应的子进程墙钟时间约为 87.6 毫秒。冷启动迅速，有利于服务的快速拉起与故障后的快速恢复。</w:t>
+      </w:r>
+    </w:p>
+    <w:bookmarkEnd w:id="30"/>
+    <w:bookmarkEnd w:id="31"/>
+    <w:bookmarkStart w:id="32" w:name="批量裁决吞吐"/>
     <w:p>
       <w:pPr>
         <w:pStyle w:val="Heading2"/>
       </w:pPr>
       <w:r>
-        <w:t xml:space="preserve">4 端到端对话延迟</w:t>
+        <w:t xml:space="preserve">4 批量裁决吞吐</w:t>
       </w:r>
     </w:p>
     <w:p>
@@ -570,7 +953,25 @@
         <w:pStyle w:val="FirstParagraph"/>
       </w:pPr>
       <w:r>
-        <w:t xml:space="preserve">一次完整对话的端到端延迟由本地处理与大模型网络往返两部分构成，二者在数量级上相差悬殊。在以确定性桩将模型往返置零、只度量本地处理的情况下，单次 MCP 工具调用约耗时 1.0 毫秒，护栏、工具、编排与审计等本地环节合计约 18.2 毫秒，如表 5.2 所示。</w:t>
+        <w:t xml:space="preserve">在批量裁决测试中，系统累计裁决 3550 条命令，耗时约 849.4 毫秒，折合吞吐约为每秒 4180 次裁决，与资源基准中持续负载下的处理速率相互印证，表明护栏在高频调用下也不会构成系统瓶颈。</w:t>
+      </w:r>
+    </w:p>
+    <w:bookmarkEnd w:id="32"/>
+    <w:bookmarkStart w:id="33" w:name="端到端对话延迟"/>
+    <w:p>
+      <w:pPr>
+        <w:pStyle w:val="Heading2"/>
+      </w:pPr>
+      <w:r>
+        <w:t xml:space="preserve">5 端到端对话延迟</w:t>
+      </w:r>
+    </w:p>
+    <w:p>
+      <w:pPr>
+        <w:pStyle w:val="FirstParagraph"/>
+      </w:pPr>
+      <w:r>
+        <w:t xml:space="preserve">一次完整对话的端到端延迟由本地处理与大模型网络往返两部分构成，二者在数量级上相差悬殊。在以确定性桩将模型往返置零、只度量本地处理的情况下，单次 MCP 工具调用约耗时 1.0 毫秒，护栏、工具、编排与审计等本地环节合计约 18.2 毫秒，如表 5.3 所示。</w:t>
       </w:r>
     </w:p>
     <w:tbl>
@@ -708,7 +1109,7 @@
         <w:pStyle w:val="BodyText"/>
       </w:pPr>
       <w:r>
-        <w:t xml:space="preserve">表 5.2　端到端延迟的本地处理部分</w:t>
+        <w:t xml:space="preserve">表 5.3　端到端延迟的本地处理部分</w:t>
       </w:r>
     </w:p>
     <w:p>
@@ -716,7 +1117,7 @@
         <w:pStyle w:val="BodyText"/>
       </w:pPr>
       <w:r>
-        <w:t xml:space="preserve">端到端延迟的主导因素是串行的大模型往返次数，而往返次数取决于请求的意图类别，估算如表 5.3 所示。对于只读查询的请求，通常需要两次串行往返；对于涉及修改或动作的请求，通常需要三次往返；当读到不可信工具输出时，还会因隔离阅读而增加一次往返。按单次往返约 6 至 12 秒的真实区间估算，端到端延迟约等于往返次数与单次往返耗时的乘积，由模型主导。</w:t>
+        <w:t xml:space="preserve">端到端延迟的主导因素是串行的大模型往返次数，而往返次数取决于请求的意图类别，估算如表 5.4 所示。对于只读查询的请求，通常需要两次串行往返；对于涉及修改或动作的请求，通常需要三次往返；当读到不可信工具输出时，还会因隔离阅读而增加一次往返。按单次往返约 6 至 12 秒的真实区间估算，端到端延迟约等于往返次数与单次往返耗时的乘积，由模型主导。</w:t>
       </w:r>
     </w:p>
     <w:tbl>
@@ -892,7 +1293,7 @@
         <w:pStyle w:val="BodyText"/>
       </w:pPr>
       <w:r>
-        <w:t xml:space="preserve">表 5.3　按意图类别拆解的端到端延迟</w:t>
+        <w:t xml:space="preserve">表 5.4　按意图类别拆解的端到端延迟</w:t>
       </w:r>
     </w:p>
     <w:p>
@@ -900,17 +1301,17 @@
         <w:pStyle w:val="BodyText"/>
       </w:pPr>
       <w:r>
-        <w:t xml:space="preserve">由上述拆解可以得到三点结论。其一，端到端延迟约等于往返次数与单次模型耗时的乘积，由模型主导。其二，修改类意图为换取规则保障可靠性、模型补足泛化能力的双层安全研判，刻意多付一次串行往返，这是在安全性与时延之间的自觉取舍。其三，优化的着力点在于模型一侧，例如引入缓存、改用更快的模型或并发执行只读工具，而非已经可以忽略的护栏开销。</w:t>
-      </w:r>
-    </w:p>
-    <w:bookmarkEnd w:id="26"/>
-    <w:bookmarkStart w:id="27" w:name="性能结论"/>
+        <w:t xml:space="preserve">由上述拆解可以得到三点结论。其一，端到端延迟约等于往返次数与单次模型耗时的乘积，由模型主导，本地处理开销在此量级下可以忽略。其二，修改类意图为换取规则保障可靠性、模型补足泛化能力的双层安全研判，刻意多付一次串行往返，这是在安全性与时延之间的自觉取舍。其三，优化的着力点在于模型一侧，例如引入缓存、改用更快的模型或并发执行只读工具，而非已经可以忽略的护栏开销。</w:t>
+      </w:r>
+    </w:p>
+    <w:bookmarkEnd w:id="33"/>
+    <w:bookmarkStart w:id="34" w:name="性能结论"/>
     <w:p>
       <w:pPr>
         <w:pStyle w:val="Heading2"/>
       </w:pPr>
       <w:r>
-        <w:t xml:space="preserve">5 性能结论</w:t>
+        <w:t xml:space="preserve">6 性能结论</w:t>
       </w:r>
     </w:p>
     <w:p>
@@ -918,7 +1319,7 @@
         <w:pStyle w:val="FirstParagraph"/>
       </w:pPr>
       <w:r>
-        <w:t xml:space="preserve">系统的核心性能指标汇总如表 5.4 所示。护栏的单次裁决均值约为 229 微秒，处于亚毫秒量级，对运维几乎无感知影响；护栏裁决吞吐约为每秒 4180 次，不构成瓶颈；本地处理环节合计约 18.2 毫秒，开销极低；端到端延迟主要由大模型的网络往返决定，护栏在其中的占比可以忽略。综合来看，安全护栏在带来全部危险命令拦截能力的同时，仅引入亚毫秒级的开销，安全性与性能并不矛盾。</w:t>
+        <w:t xml:space="preserve">综合上述测试，系统在时间与资源两个维度均表现良好，核心指标汇总如表 5.5 所示。护栏的单次裁决均值约为 229 微秒，处于亚毫秒量级，对运维几乎无感知影响；单个核心即可支撑每秒近四千次裁决，处理器与内存占用都很低；长时间高频运行无内存泄漏；审计留痕的存储成本仅约每会话 5.92 KB；服务冷启动在百毫秒以内。端到端延迟主要由大模型的网络往返决定，护栏在其中的占比可以忽略。综合来看，安全护栏在带来全部危险命令拦截能力的同时，仅引入亚毫秒级的处理开销与极低的资源占用，安全性与性能并不矛盾。</w:t>
       </w:r>
     </w:p>
     <w:tbl>
@@ -1021,31 +1422,31 @@
               <w:jc w:val="left"/>
             </w:pPr>
             <w:r>
-              <w:t xml:space="preserve">护栏裁决吞吐</w:t>
-            </w:r>
-          </w:p>
-        </w:tc>
-        <w:tc>
-          <w:tcPr/>
-          <w:p>
-            <w:pPr>
-              <w:pStyle w:val="Compact"/>
-              <w:jc w:val="left"/>
-            </w:pPr>
-            <w:r>
-              <w:t xml:space="preserve">每秒约 4180 次</w:t>
-            </w:r>
-          </w:p>
-        </w:tc>
-        <w:tc>
-          <w:tcPr/>
-          <w:p>
-            <w:pPr>
-              <w:pStyle w:val="Compact"/>
-              <w:jc w:val="left"/>
-            </w:pPr>
-            <w:r>
-              <w:t xml:space="preserve">高吞吐，不构成瓶颈</w:t>
+              <w:t xml:space="preserve">持续负载处理速率</w:t>
+            </w:r>
+          </w:p>
+        </w:tc>
+        <w:tc>
+          <w:tcPr/>
+          <w:p>
+            <w:pPr>
+              <w:pStyle w:val="Compact"/>
+              <w:jc w:val="left"/>
+            </w:pPr>
+            <w:r>
+              <w:t xml:space="preserve">每秒约 3959 次（约占一个核心）</w:t>
+            </w:r>
+          </w:p>
+        </w:tc>
+        <w:tc>
+          <w:tcPr/>
+          <w:p>
+            <w:pPr>
+              <w:pStyle w:val="Compact"/>
+              <w:jc w:val="left"/>
+            </w:pPr>
+            <w:r>
+              <w:t xml:space="preserve">处理器密集但单核即足够</w:t>
             </w:r>
           </w:p>
         </w:tc>
@@ -1059,31 +1460,31 @@
               <w:jc w:val="left"/>
             </w:pPr>
             <w:r>
-              <w:t xml:space="preserve">本地段合计</w:t>
-            </w:r>
-          </w:p>
-        </w:tc>
-        <w:tc>
-          <w:tcPr/>
-          <w:p>
-            <w:pPr>
-              <w:pStyle w:val="Compact"/>
-              <w:jc w:val="left"/>
-            </w:pPr>
-            <w:r>
-              <w:t xml:space="preserve">18.2 毫秒</w:t>
-            </w:r>
-          </w:p>
-        </w:tc>
-        <w:tc>
-          <w:tcPr/>
-          <w:p>
-            <w:pPr>
-              <w:pStyle w:val="Compact"/>
-              <w:jc w:val="left"/>
-            </w:pPr>
-            <w:r>
-              <w:t xml:space="preserve">本地处理开销极低</w:t>
+              <w:t xml:space="preserve">服务常驻内存</w:t>
+            </w:r>
+          </w:p>
+        </w:tc>
+        <w:tc>
+          <w:tcPr/>
+          <w:p>
+            <w:pPr>
+              <w:pStyle w:val="Compact"/>
+              <w:jc w:val="left"/>
+            </w:pPr>
+            <w:r>
+              <w:t xml:space="preserve">约 78.7 MB</w:t>
+            </w:r>
+          </w:p>
+        </w:tc>
+        <w:tc>
+          <w:tcPr/>
+          <w:p>
+            <w:pPr>
+              <w:pStyle w:val="Compact"/>
+              <w:jc w:val="left"/>
+            </w:pPr>
+            <w:r>
+              <w:t xml:space="preserve">轻量，便于国产化部署</w:t>
             </w:r>
           </w:p>
         </w:tc>
@@ -1097,6 +1498,120 @@
               <w:jc w:val="left"/>
             </w:pPr>
             <w:r>
+              <w:t xml:space="preserve">长稳内存增量</w:t>
+            </w:r>
+          </w:p>
+        </w:tc>
+        <w:tc>
+          <w:tcPr/>
+          <w:p>
+            <w:pPr>
+              <w:pStyle w:val="Compact"/>
+              <w:jc w:val="left"/>
+            </w:pPr>
+            <w:r>
+              <w:t xml:space="preserve">二十万次裁决后为 0.0 MB</w:t>
+            </w:r>
+          </w:p>
+        </w:tc>
+        <w:tc>
+          <w:tcPr/>
+          <w:p>
+            <w:pPr>
+              <w:pStyle w:val="Compact"/>
+              <w:jc w:val="left"/>
+            </w:pPr>
+            <w:r>
+              <w:t xml:space="preserve">无内存泄漏</w:t>
+            </w:r>
+          </w:p>
+        </w:tc>
+      </w:tr>
+      <w:tr>
+        <w:tc>
+          <w:tcPr/>
+          <w:p>
+            <w:pPr>
+              <w:pStyle w:val="Compact"/>
+              <w:jc w:val="left"/>
+            </w:pPr>
+            <w:r>
+              <w:t xml:space="preserve">审计存储成本</w:t>
+            </w:r>
+          </w:p>
+        </w:tc>
+        <w:tc>
+          <w:tcPr/>
+          <w:p>
+            <w:pPr>
+              <w:pStyle w:val="Compact"/>
+              <w:jc w:val="left"/>
+            </w:pPr>
+            <w:r>
+              <w:t xml:space="preserve">每会话约 5.92 KB</w:t>
+            </w:r>
+          </w:p>
+        </w:tc>
+        <w:tc>
+          <w:tcPr/>
+          <w:p>
+            <w:pPr>
+              <w:pStyle w:val="Compact"/>
+              <w:jc w:val="left"/>
+            </w:pPr>
+            <w:r>
+              <w:t xml:space="preserve">留痕成本低，长期可控</w:t>
+            </w:r>
+          </w:p>
+        </w:tc>
+      </w:tr>
+      <w:tr>
+        <w:tc>
+          <w:tcPr/>
+          <w:p>
+            <w:pPr>
+              <w:pStyle w:val="Compact"/>
+              <w:jc w:val="left"/>
+            </w:pPr>
+            <w:r>
+              <w:t xml:space="preserve">冷启动</w:t>
+            </w:r>
+          </w:p>
+        </w:tc>
+        <w:tc>
+          <w:tcPr/>
+          <w:p>
+            <w:pPr>
+              <w:pStyle w:val="Compact"/>
+              <w:jc w:val="left"/>
+            </w:pPr>
+            <w:r>
+              <w:t xml:space="preserve">约 87.6 毫秒</w:t>
+            </w:r>
+          </w:p>
+        </w:tc>
+        <w:tc>
+          <w:tcPr/>
+          <w:p>
+            <w:pPr>
+              <w:pStyle w:val="Compact"/>
+              <w:jc w:val="left"/>
+            </w:pPr>
+            <w:r>
+              <w:t xml:space="preserve">快速拉起与恢复</w:t>
+            </w:r>
+          </w:p>
+        </w:tc>
+      </w:tr>
+      <w:tr>
+        <w:tc>
+          <w:tcPr/>
+          <w:p>
+            <w:pPr>
+              <w:pStyle w:val="Compact"/>
+              <w:jc w:val="left"/>
+            </w:pPr>
+            <w:r>
               <w:t xml:space="preserve">端到端延迟主导项</w:t>
             </w:r>
           </w:p>
@@ -1132,11 +1647,11 @@
         <w:pStyle w:val="BodyText"/>
       </w:pPr>
       <w:r>
-        <w:t xml:space="preserve">表 5.4　核心性能指标汇总</w:t>
-      </w:r>
-    </w:p>
-    <w:bookmarkEnd w:id="27"/>
-    <w:bookmarkEnd w:id="28"/>
+        <w:t xml:space="preserve">表 5.5　核心性能指标汇总</w:t>
+      </w:r>
+    </w:p>
+    <w:bookmarkEnd w:id="34"/>
+    <w:bookmarkEnd w:id="35"/>
     <w:sectPr/>
     <w:sectPr>
       <w:pgSz w:w="11906" w:h="16838"/>
